--- a/en/wisdom-stories/grandfather-and-grandson-at-the-market.docx
+++ b/en/wisdom-stories/grandfather-and-grandson-at-the-market.docx
@@ -3,33 +3,58 @@
 <w:document xmlns:wpc="http://schemas.microsoft.com/office/word/2010/wordprocessingCanvas" xmlns:mo="http://schemas.microsoft.com/office/mac/office/2008/main" xmlns:mc="http://schemas.openxmlformats.org/markup-compatibility/2006" xmlns:mv="urn:schemas-microsoft-com:mac:vml" xmlns:o="urn:schemas-microsoft-com:office:office" xmlns:r="http://schemas.openxmlformats.org/officeDocument/2006/relationships" xmlns:m="http://schemas.openxmlformats.org/officeDocument/2006/math" xmlns:v="urn:schemas-microsoft-com:vml" xmlns:wp14="http://schemas.microsoft.com/office/word/2010/wordprocessingDrawing" xmlns:wp="http://schemas.openxmlformats.org/drawingml/2006/wordprocessingDrawing" xmlns:w10="urn:schemas-microsoft-com:office:word" xmlns:w="http://schemas.openxmlformats.org/wordprocessingml/2006/main" xmlns:w14="http://schemas.microsoft.com/office/word/2010/wordml" xmlns:wpg="http://schemas.microsoft.com/office/word/2010/wordprocessingGroup" xmlns:wpi="http://schemas.microsoft.com/office/word/2010/wordprocessingInk" xmlns:wne="http://schemas.microsoft.com/office/word/2006/wordml" xmlns:wps="http://schemas.microsoft.com/office/word/2010/wordprocessingShape" mc:Ignorable="w14 wp14">
   <w:body>
     <w:p>
+      <w:pPr>
+        <w:pStyle w:val="Title"/>
+      </w:pPr>
       <w:r>
         <w:t>Grandfather and Grandson at the Market</w:t>
       </w:r>
     </w:p>
     <w:p>
+      <w:pPr/>
       <w:r>
-        <w:t>A grandfather comes to the supermarket with his grandson. They walk the aisles, choose groceries, and fill the basket. Meanwhile the grandson keeps shouting, “Buy me this, buy me that!” and turns the shop upside down. Each time the grandfather says, “Be quiet, Arif — we’ll go home when we finish shopping.” The child reaches the limit of his frustration, takes a Kinder Surprise from the shelf, puts it under his foot, and crushes it. Again the grandfather says, “Be quiet, Arif — we’ll go home when we finish shopping,” then, crestfallen, turns to a nearby worker: “I’m so sorry — I’ll pay for this too.”</w:t>
+        <w:t>A grandfather took his grandson to the supermarket. As they filled their basket, the boy kept shouting, “Buy me this! Buy me that!” Each time, his grandfather said, “Stay calm, Arif. We’ll go home as soon as we’ve finished.” Finally, the boy grabbed a Kinder Surprise egg from a shelf and crushed it underfoot. “Stay calm, Arif,” the grandfather repeated. Then he turned to an employee. “I’m very sorry. I’ll pay for that too.”</w:t>
       </w:r>
     </w:p>
     <w:p>
+      <w:pPr>
+        <w:keepNext/>
+      </w:pPr>
       <w:r>
-        <w:t>At last they pay at the checkout and leave. A woman who has watched the whole scene follows them, approaches the grandfather, and says: “I was impressed by how you behaved with Arif. You are a very patient man. Well done!” The old man thanks her and smiles: “The child’s name is Rafiq — I am Arif.”</w:t>
+        <w:t>After they paid and left, a woman who had watched them approached the grandfather. “I admired how patient you were with Arif,” she said. He smiled. “The boy’s name is Rafiq. I’m Arif.”</w:t>
       </w:r>
     </w:p>
     <w:p>
+      <w:pPr>
+        <w:keepNext/>
+        <w:keepLines/>
+        <w:spacing w:before="160"/>
+      </w:pPr>
       <w:r>
-        <w:t>Moral: Being able to control yourself in a tense moment is a sign of true strength. Keeping calm sometimes means mastering yourself, not others.</w:t>
+        <w:rPr>
+          <w:b/>
+        </w:rPr>
+        <w:t>Moral:</w:t>
+      </w:r>
+      <w:r>
+        <w:t xml:space="preserve"> Being able to control yourself in a tense moment is a sign of true strength. Keeping calm sometimes means mastering yourself, not others.</w:t>
       </w:r>
     </w:p>
     <w:p>
+      <w:pPr>
+        <w:spacing w:after="80"/>
+      </w:pPr>
       <w:r>
-        <w:t>The story was obtained from open Internet sources.</w:t>
+        <w:rPr>
+          <w:i/>
+          <w:sz w:val="18"/>
+        </w:rPr>
+        <w:t>Source: Publicly available internet sources.</w:t>
       </w:r>
     </w:p>
     <w:sectPr>
       <w:pgSz w:w="12240" w:h="15840"/>
-      <w:pgMar w:top="1440" w:right="1800" w:bottom="1440" w:left="1800" w:header="720" w:footer="720" w:gutter="0"/>
+      <w:pgMar w:top="1080" w:right="1224" w:bottom="1080" w:left="1224" w:header="720" w:footer="720" w:gutter="0"/>
       <w:cols w:space="720"/>
       <w:docGrid w:linePitch="360"/>
     </w:sectPr>
@@ -400,6 +425,16 @@
     <w:name w:val="Normal"/>
     <w:qFormat/>
     <w:rsid w:val="00FC693F"/>
+    <w:pPr>
+      <w:widowControl/>
+      <w:spacing w:after="120" w:line="259" w:lineRule="auto"/>
+    </w:pPr>
+    <w:rPr>
+      <w:rFonts w:ascii="Arial" w:hAnsi="Arial"/>
+      <w:color w:val="000000"/>
+      <w:sz w:val="22"/>
+      <w:lang w:val="en-US"/>
+    </w:rPr>
   </w:style>
   <w:style w:type="paragraph" w:styleId="Header">
     <w:name w:val="header"/>
@@ -742,18 +777,17 @@
     <w:qFormat/>
     <w:rsid w:val="00FC693F"/>
     <w:pPr>
-      <w:pBdr>
-        <w:bottom w:val="single" w:sz="8" w:space="4" w:color="4F81BD" w:themeColor="accent1"/>
-      </w:pBdr>
-      <w:spacing w:after="300" w:line="240" w:lineRule="auto"/>
+      <w:keepNext/>
+      <w:spacing w:after="280" w:line="240" w:lineRule="auto"/>
       <w:contextualSpacing/>
     </w:pPr>
     <w:rPr>
-      <w:rFonts w:asciiTheme="majorHAnsi" w:eastAsiaTheme="majorEastAsia" w:hAnsiTheme="majorHAnsi" w:cstheme="majorBidi"/>
-      <w:color w:val="17365D" w:themeColor="text2" w:themeShade="BF"/>
+      <w:rFonts w:asciiTheme="majorHAnsi" w:eastAsiaTheme="majorEastAsia" w:hAnsiTheme="majorHAnsi" w:cstheme="majorBidi" w:ascii="Arial" w:hAnsi="Arial"/>
+      <w:b/>
+      <w:color w:val="000000"/>
       <w:spacing w:val="5"/>
       <w:kern w:val="28"/>
-      <w:sz w:val="52"/>
+      <w:sz w:val="34"/>
       <w:szCs w:val="52"/>
     </w:rPr>
   </w:style>
@@ -1229,9 +1263,6 @@
     <w:qFormat/>
     <w:rsid w:val="00FC693F"/>
     <w:pPr>
-      <w:pBdr>
-        <w:bottom w:val="single" w:sz="4" w:space="4" w:color="4F81BD" w:themeColor="accent1"/>
-      </w:pBdr>
       <w:spacing w:before="200" w:after="280"/>
       <w:ind w:left="936" w:right="936"/>
     </w:pPr>

--- a/en/wisdom-stories/grandfather-and-grandson-at-the-market.docx
+++ b/en/wisdom-stories/grandfather-and-grandson-at-the-market.docx
@@ -13,7 +13,7 @@
     <w:p>
       <w:pPr/>
       <w:r>
-        <w:t>A grandfather took his grandson to the supermarket. As they filled their basket, the boy kept shouting, “Buy me this! Buy me that!” Each time, his grandfather said, “Stay calm, Arif. We’ll go home as soon as we’ve finished.” Finally, the boy grabbed a Kinder Surprise egg from a shelf and crushed it underfoot. “Stay calm, Arif,” the grandfather repeated. Then he turned to an employee. “I’m very sorry. I’ll pay for that too.”</w:t>
+        <w:t>A grandfather took his grandson to the supermarket. As they filled their basket, the boy kept shouting, “Buy me this! Buy me that!” Each time, his grandfather said, “Stay calm, Arif. We’ll go home as soon as we’ve finished.” Finally, his frustration reached its limit, and the boy grabbed a Kinder Surprise egg from a shelf and crushed it underfoot. “Stay calm, Arif,” the grandfather repeated. Then he turned to an employee. “I’m very sorry. I’ll pay for that too.”</w:t>
       </w:r>
     </w:p>
     <w:p>
@@ -21,7 +21,7 @@
         <w:keepNext/>
       </w:pPr>
       <w:r>
-        <w:t>After they paid and left, a woman who had watched them approached the grandfather. “I admired how patient you were with Arif,” she said. He smiled. “The boy’s name is Rafiq. I’m Arif.”</w:t>
+        <w:t>After they paid and left, a woman who had watched them approached the grandfather. “I admired how you treated Arif. You are a very patient person. Bless you!” she said. The grandfather thanked her and smiled. “The boy’s name is Rafiq. I’m Arif.”</w:t>
       </w:r>
     </w:p>
     <w:p>
@@ -34,11 +34,9 @@
         <w:rPr>
           <w:b/>
         </w:rPr>
-        <w:t>Moral:</w:t>
+        <w:t>Moral: Being able to control yourself in a tense moment is a sign of true strength. Keeping calm sometimes means mastering yourself, not others.</w:t>
       </w:r>
-      <w:r>
-        <w:t xml:space="preserve"> Being able to control yourself in a tense moment is a sign of true strength. Keeping calm sometimes means mastering yourself, not others.</w:t>
-      </w:r>
+      <w:r/>
     </w:p>
     <w:p>
       <w:pPr>
@@ -49,7 +47,7 @@
           <w:i/>
           <w:sz w:val="18"/>
         </w:rPr>
-        <w:t>Source: Publicly available internet sources.</w:t>
+        <w:t>Stories are taken from open Internet sources; illustrations were created with AI.</w:t>
       </w:r>
     </w:p>
     <w:sectPr>
